--- a/Исправления Гаджиев РТ5-41Б.docx
+++ b/Исправления Гаджиев РТ5-41Б.docx
@@ -312,7 +312,7 @@
           <w:noProof/>
         </w:rPr>
         <w:drawing>
-          <wp:inline distT="0" distB="0" distL="0" distR="0" wp14:anchorId="154C6248" wp14:editId="1F05E961">
+          <wp:inline distT="0" distB="0" distL="0" distR="0" wp14:anchorId="154C6248" wp14:editId="0E0DB1F4">
             <wp:extent cx="5880862" cy="4822244"/>
             <wp:effectExtent l="0" t="0" r="0" b="3810"/>
             <wp:docPr id="835495801" name="Рисунок 1"/>
@@ -507,42 +507,7 @@
           <w:sz w:val="28"/>
           <w:szCs w:val="28"/>
         </w:rPr>
-        <w:t>)</w:t>
-      </w:r>
-      <w:r>
-        <w:rPr>
-          <w:sz w:val="28"/>
-          <w:szCs w:val="28"/>
-        </w:rPr>
-        <w:t>.</w:t>
-      </w:r>
-      <w:r>
-        <w:rPr>
-          <w:sz w:val="28"/>
-          <w:szCs w:val="28"/>
-        </w:rPr>
-        <w:t xml:space="preserve"> </w:t>
-      </w:r>
-      <w:r>
-        <w:rPr>
-          <w:sz w:val="28"/>
-          <w:szCs w:val="28"/>
-        </w:rPr>
-        <w:t>На рисунке 2 видны</w:t>
-      </w:r>
-      <w:r>
-        <w:rPr>
-          <w:sz w:val="28"/>
-          <w:szCs w:val="28"/>
-        </w:rPr>
-        <w:t xml:space="preserve"> </w:t>
-      </w:r>
-      <w:r>
-        <w:rPr>
-          <w:sz w:val="28"/>
-          <w:szCs w:val="28"/>
-        </w:rPr>
-        <w:t>названия файлов и некоторых классов, используемых в лабораторной.</w:t>
+        <w:t>). На рисунке 2 видны названия файлов и некоторых классов, используемых в лабораторной.</w:t>
       </w:r>
     </w:p>
     <w:p>
@@ -562,7 +527,7 @@
         </w:rPr>
         <w:lastRenderedPageBreak/>
         <w:drawing>
-          <wp:inline distT="0" distB="0" distL="0" distR="0" wp14:anchorId="349DF934" wp14:editId="7F5FF34E">
+          <wp:inline distT="0" distB="0" distL="0" distR="0" wp14:anchorId="349DF934" wp14:editId="28EC588C">
             <wp:extent cx="5940425" cy="4692015"/>
             <wp:effectExtent l="0" t="0" r="3175" b="0"/>
             <wp:docPr id="1696834496" name="Рисунок 1"/>
@@ -640,7 +605,7 @@
           <w:color w:val="000000"/>
           <w:sz w:val="28"/>
           <w:szCs w:val="28"/>
-          <w:lang w:val="en-US" w:eastAsia="zh-CN"/>
+          <w:lang w:val="ru-RU" w:eastAsia="zh-CN"/>
         </w:rPr>
       </w:pPr>
       <w:r>
@@ -963,42 +928,15 @@
           <w:sz w:val="24"/>
           <w:szCs w:val="24"/>
         </w:rPr>
-        <w:t>Переработан</w:t>
-      </w:r>
-      <w:r>
-        <w:rPr>
-          <w:rStyle w:val="ad"/>
-          <w:rFonts w:ascii="Times New Roman" w:hAnsi="Times New Roman" w:cs="Times New Roman"/>
-          <w:b w:val="0"/>
-          <w:bCs w:val="0"/>
-          <w:sz w:val="24"/>
-          <w:szCs w:val="24"/>
-        </w:rPr>
-        <w:t xml:space="preserve"> поиск</w:t>
-      </w:r>
-      <w:r>
-        <w:rPr>
-          <w:rFonts w:ascii="Times New Roman" w:hAnsi="Times New Roman" w:cs="Times New Roman"/>
-          <w:sz w:val="24"/>
-          <w:szCs w:val="24"/>
-        </w:rPr>
-        <w:t xml:space="preserve"> — в 4-й метод добавлен поиск по соответствующему полю; на странице размещена кнопка для запуска поиска под полем ввода</w:t>
-      </w:r>
-      <w:r>
-        <w:rPr>
-          <w:rFonts w:ascii="Times New Roman" w:hAnsi="Times New Roman" w:cs="Times New Roman"/>
-          <w:sz w:val="24"/>
-          <w:szCs w:val="24"/>
-        </w:rPr>
-        <w:t>, вместо автоматических запросов</w:t>
-      </w:r>
-      <w:r>
-        <w:rPr>
-          <w:rFonts w:ascii="Times New Roman" w:hAnsi="Times New Roman" w:cs="Times New Roman"/>
-          <w:sz w:val="24"/>
-          <w:szCs w:val="24"/>
-        </w:rPr>
-        <w:t xml:space="preserve">. </w:t>
+        <w:t>Переработан поиск</w:t>
+      </w:r>
+      <w:r>
+        <w:rPr>
+          <w:rFonts w:ascii="Times New Roman" w:hAnsi="Times New Roman" w:cs="Times New Roman"/>
+          <w:sz w:val="24"/>
+          <w:szCs w:val="24"/>
+        </w:rPr>
+        <w:t xml:space="preserve"> — в 4-й метод добавлен поиск по соответствующему полю; на странице размещена кнопка для запуска поиска под полем ввода, вместо автоматических запросов. </w:t>
       </w:r>
     </w:p>
     <w:p>
@@ -1043,14 +981,380 @@
         <w:t xml:space="preserve"> — интерфейс приведён к фиолетовой цветовой схеме в соответствии с дизайном сайта.</w:t>
       </w:r>
     </w:p>
-    <w:p/>
     <w:p>
       <w:pPr>
+        <w:rPr>
+          <w:lang w:val="ru-RU"/>
+        </w:rPr>
+      </w:pPr>
+      <w:r>
+        <w:rPr>
+          <w:lang w:val="ru-RU"/>
+        </w:rPr>
+        <w:t>Исправления по Отчету</w:t>
+      </w:r>
+      <w:r>
+        <w:rPr>
+          <w:lang w:val="en-US"/>
+        </w:rPr>
+        <w:t>:</w:t>
+      </w:r>
+    </w:p>
+    <w:p>
+      <w:pPr>
+        <w:pStyle w:val="a7"/>
+        <w:numPr>
+          <w:ilvl w:val="0"/>
+          <w:numId w:val="3"/>
+        </w:numPr>
+        <w:rPr>
+          <w:rFonts w:ascii="Times New Roman" w:hAnsi="Times New Roman" w:cs="Times New Roman"/>
+          <w:sz w:val="24"/>
+          <w:szCs w:val="24"/>
+        </w:rPr>
+      </w:pPr>
+      <w:r>
+        <w:rPr>
+          <w:rFonts w:ascii="Times New Roman" w:hAnsi="Times New Roman" w:cs="Times New Roman"/>
+          <w:sz w:val="24"/>
+          <w:szCs w:val="24"/>
+        </w:rPr>
+        <w:t>в введении сдела</w:t>
+      </w:r>
+      <w:r>
+        <w:rPr>
+          <w:rFonts w:ascii="Times New Roman" w:hAnsi="Times New Roman" w:cs="Times New Roman"/>
+          <w:sz w:val="24"/>
+          <w:szCs w:val="24"/>
+        </w:rPr>
+        <w:t>л по теме</w:t>
+      </w:r>
+    </w:p>
+    <w:p>
+      <w:pPr>
+        <w:pStyle w:val="a7"/>
+        <w:numPr>
+          <w:ilvl w:val="0"/>
+          <w:numId w:val="3"/>
+        </w:numPr>
+        <w:rPr>
+          <w:rFonts w:ascii="Times New Roman" w:hAnsi="Times New Roman" w:cs="Times New Roman"/>
+          <w:sz w:val="24"/>
+          <w:szCs w:val="24"/>
+        </w:rPr>
+      </w:pPr>
+      <w:proofErr w:type="spellStart"/>
+      <w:r>
+        <w:rPr>
+          <w:rFonts w:ascii="Times New Roman" w:hAnsi="Times New Roman" w:cs="Times New Roman"/>
+          <w:sz w:val="24"/>
+          <w:szCs w:val="24"/>
+        </w:rPr>
+        <w:t>Коментарий</w:t>
+      </w:r>
+      <w:proofErr w:type="spellEnd"/>
+      <w:r>
+        <w:rPr>
+          <w:rFonts w:ascii="Times New Roman" w:hAnsi="Times New Roman" w:cs="Times New Roman"/>
+          <w:sz w:val="24"/>
+          <w:szCs w:val="24"/>
+        </w:rPr>
+        <w:t xml:space="preserve"> преподавателя: “</w:t>
+      </w:r>
+      <w:r>
+        <w:rPr>
+          <w:rFonts w:ascii="Times New Roman" w:hAnsi="Times New Roman" w:cs="Times New Roman"/>
+          <w:sz w:val="24"/>
+          <w:szCs w:val="24"/>
+        </w:rPr>
+        <w:t xml:space="preserve">ЗАКЛЮЧЕНИЕ Ужасное, это не ГОСТ. Нужно сделать </w:t>
+      </w:r>
+      <w:proofErr w:type="spellStart"/>
+      <w:r>
+        <w:rPr>
+          <w:rFonts w:ascii="Times New Roman" w:hAnsi="Times New Roman" w:cs="Times New Roman"/>
+          <w:sz w:val="24"/>
+          <w:szCs w:val="24"/>
+        </w:rPr>
+        <w:t>сделать</w:t>
+      </w:r>
+      <w:proofErr w:type="spellEnd"/>
+      <w:r>
+        <w:rPr>
+          <w:rFonts w:ascii="Times New Roman" w:hAnsi="Times New Roman" w:cs="Times New Roman"/>
+          <w:sz w:val="24"/>
+          <w:szCs w:val="24"/>
+        </w:rPr>
+        <w:t xml:space="preserve"> пунктами</w:t>
+      </w:r>
+      <w:r>
+        <w:rPr>
+          <w:rFonts w:ascii="Times New Roman" w:hAnsi="Times New Roman" w:cs="Times New Roman"/>
+          <w:sz w:val="24"/>
+          <w:szCs w:val="24"/>
+        </w:rPr>
+        <w:t>” – переделал</w:t>
+      </w:r>
+    </w:p>
+    <w:p>
+      <w:pPr>
+        <w:pStyle w:val="a7"/>
+        <w:numPr>
+          <w:ilvl w:val="0"/>
+          <w:numId w:val="3"/>
+        </w:numPr>
+        <w:rPr>
+          <w:rFonts w:ascii="Times New Roman" w:hAnsi="Times New Roman" w:cs="Times New Roman"/>
+          <w:sz w:val="24"/>
+          <w:szCs w:val="24"/>
+        </w:rPr>
+      </w:pPr>
+      <w:r>
+        <w:rPr>
+          <w:rFonts w:ascii="Times New Roman" w:hAnsi="Times New Roman" w:cs="Times New Roman"/>
+          <w:sz w:val="24"/>
+          <w:szCs w:val="24"/>
+        </w:rPr>
+        <w:t>заключение сдела</w:t>
+      </w:r>
+      <w:r>
+        <w:rPr>
+          <w:rFonts w:ascii="Times New Roman" w:hAnsi="Times New Roman" w:cs="Times New Roman"/>
+          <w:sz w:val="24"/>
+          <w:szCs w:val="24"/>
+        </w:rPr>
+        <w:t>л</w:t>
+      </w:r>
+      <w:r>
+        <w:rPr>
+          <w:rFonts w:ascii="Times New Roman" w:hAnsi="Times New Roman" w:cs="Times New Roman"/>
+          <w:sz w:val="24"/>
+          <w:szCs w:val="24"/>
+        </w:rPr>
+        <w:t xml:space="preserve"> по теме </w:t>
+      </w:r>
+      <w:r>
+        <w:rPr>
+          <w:rFonts w:ascii="Times New Roman" w:hAnsi="Times New Roman" w:cs="Times New Roman"/>
+          <w:sz w:val="24"/>
+          <w:szCs w:val="24"/>
+        </w:rPr>
+        <w:t>свои</w:t>
+      </w:r>
+      <w:r>
+        <w:rPr>
+          <w:rFonts w:ascii="Times New Roman" w:hAnsi="Times New Roman" w:cs="Times New Roman"/>
+          <w:sz w:val="24"/>
+          <w:szCs w:val="24"/>
+        </w:rPr>
+        <w:t xml:space="preserve"> результаты, </w:t>
+      </w:r>
+      <w:r>
+        <w:rPr>
+          <w:rFonts w:ascii="Times New Roman" w:hAnsi="Times New Roman" w:cs="Times New Roman"/>
+          <w:sz w:val="24"/>
+          <w:szCs w:val="24"/>
+        </w:rPr>
+        <w:t>м</w:t>
+      </w:r>
+      <w:r>
+        <w:rPr>
+          <w:rFonts w:ascii="Times New Roman" w:hAnsi="Times New Roman" w:cs="Times New Roman"/>
+          <w:sz w:val="24"/>
+          <w:szCs w:val="24"/>
+        </w:rPr>
+        <w:t xml:space="preserve">оя функция, </w:t>
+      </w:r>
+      <w:r>
+        <w:rPr>
+          <w:rFonts w:ascii="Times New Roman" w:hAnsi="Times New Roman" w:cs="Times New Roman"/>
+          <w:sz w:val="24"/>
+          <w:szCs w:val="24"/>
+        </w:rPr>
+        <w:t>м</w:t>
+      </w:r>
+      <w:r>
+        <w:rPr>
+          <w:rFonts w:ascii="Times New Roman" w:hAnsi="Times New Roman" w:cs="Times New Roman"/>
+          <w:sz w:val="24"/>
+          <w:szCs w:val="24"/>
+        </w:rPr>
+        <w:t xml:space="preserve">ой сайт и </w:t>
+      </w:r>
+      <w:proofErr w:type="spellStart"/>
+      <w:r>
+        <w:rPr>
+          <w:rFonts w:ascii="Times New Roman" w:hAnsi="Times New Roman" w:cs="Times New Roman"/>
+          <w:sz w:val="24"/>
+          <w:szCs w:val="24"/>
+        </w:rPr>
+        <w:t>тд</w:t>
+      </w:r>
+      <w:proofErr w:type="spellEnd"/>
+      <w:r>
+        <w:rPr>
+          <w:rFonts w:ascii="Times New Roman" w:hAnsi="Times New Roman" w:cs="Times New Roman"/>
+          <w:sz w:val="24"/>
+          <w:szCs w:val="24"/>
+        </w:rPr>
+        <w:t xml:space="preserve">, </w:t>
+      </w:r>
+      <w:r>
+        <w:rPr>
+          <w:rFonts w:ascii="Times New Roman" w:hAnsi="Times New Roman" w:cs="Times New Roman"/>
+          <w:sz w:val="24"/>
+          <w:szCs w:val="24"/>
+        </w:rPr>
+        <w:t>м</w:t>
+      </w:r>
+      <w:r>
+        <w:rPr>
+          <w:rFonts w:ascii="Times New Roman" w:hAnsi="Times New Roman" w:cs="Times New Roman"/>
+          <w:sz w:val="24"/>
+          <w:szCs w:val="24"/>
+        </w:rPr>
+        <w:t>ой поиск. Провери</w:t>
+      </w:r>
+      <w:r>
+        <w:rPr>
+          <w:rFonts w:ascii="Times New Roman" w:hAnsi="Times New Roman" w:cs="Times New Roman"/>
+          <w:sz w:val="24"/>
+          <w:szCs w:val="24"/>
+        </w:rPr>
+        <w:t xml:space="preserve">л </w:t>
+      </w:r>
+      <w:r>
+        <w:rPr>
+          <w:rFonts w:ascii="Times New Roman" w:hAnsi="Times New Roman" w:cs="Times New Roman"/>
+          <w:sz w:val="24"/>
+          <w:szCs w:val="24"/>
+        </w:rPr>
+        <w:t>по каждому пункту</w:t>
+      </w:r>
+      <w:r>
+        <w:rPr>
+          <w:rFonts w:ascii="Times New Roman" w:hAnsi="Times New Roman" w:cs="Times New Roman"/>
+          <w:sz w:val="24"/>
+          <w:szCs w:val="24"/>
+        </w:rPr>
+        <w:t xml:space="preserve"> и теперь его нельзя</w:t>
+      </w:r>
+      <w:r>
+        <w:rPr>
+          <w:rFonts w:ascii="Times New Roman" w:hAnsi="Times New Roman" w:cs="Times New Roman"/>
+          <w:sz w:val="24"/>
+          <w:szCs w:val="24"/>
+        </w:rPr>
+        <w:t xml:space="preserve"> скопировать в чужую работу</w:t>
+      </w:r>
+    </w:p>
+    <w:p>
+      <w:pPr>
+        <w:pStyle w:val="a7"/>
+        <w:numPr>
+          <w:ilvl w:val="0"/>
+          <w:numId w:val="3"/>
+        </w:numPr>
+        <w:rPr>
+          <w:rFonts w:ascii="Times New Roman" w:hAnsi="Times New Roman" w:cs="Times New Roman"/>
+          <w:sz w:val="24"/>
+          <w:szCs w:val="24"/>
+        </w:rPr>
+      </w:pPr>
+      <w:r>
+        <w:rPr>
+          <w:rFonts w:ascii="Times New Roman" w:hAnsi="Times New Roman" w:cs="Times New Roman"/>
+          <w:sz w:val="24"/>
+          <w:szCs w:val="24"/>
+        </w:rPr>
+        <w:t xml:space="preserve">В 5 лабораторной работе изменил окно на страницу редактирования и убрал кнопку </w:t>
+      </w:r>
+      <w:proofErr w:type="gramStart"/>
+      <w:r>
+        <w:rPr>
+          <w:rFonts w:ascii="Times New Roman" w:hAnsi="Times New Roman" w:cs="Times New Roman"/>
+          <w:sz w:val="24"/>
+          <w:szCs w:val="24"/>
+        </w:rPr>
+        <w:t>сохранить(</w:t>
+      </w:r>
+      <w:proofErr w:type="gramEnd"/>
+      <w:r>
+        <w:rPr>
+          <w:rFonts w:ascii="Times New Roman" w:hAnsi="Times New Roman" w:cs="Times New Roman"/>
+          <w:sz w:val="24"/>
+          <w:szCs w:val="24"/>
+        </w:rPr>
+        <w:t>в 6 лабораторной кнопка сохранения осталась)</w:t>
+      </w:r>
+    </w:p>
+    <w:p>
+      <w:pPr>
         <w:jc w:val="center"/>
       </w:pPr>
+      <w:r>
+        <w:rPr>
+          <w:noProof/>
+          <w14:ligatures w14:val="standardContextual"/>
+        </w:rPr>
+        <w:lastRenderedPageBreak/>
+        <w:drawing>
+          <wp:inline distT="0" distB="0" distL="0" distR="0" wp14:anchorId="193F4436" wp14:editId="7A748C85">
+            <wp:extent cx="5940425" cy="3220085"/>
+            <wp:effectExtent l="0" t="0" r="3175" b="5715"/>
+            <wp:docPr id="25188211" name="Рисунок 1"/>
+            <wp:cNvGraphicFramePr>
+              <a:graphicFrameLocks xmlns:a="http://schemas.openxmlformats.org/drawingml/2006/main" noChangeAspect="1"/>
+            </wp:cNvGraphicFramePr>
+            <a:graphic xmlns:a="http://schemas.openxmlformats.org/drawingml/2006/main">
+              <a:graphicData uri="http://schemas.openxmlformats.org/drawingml/2006/picture">
+                <pic:pic xmlns:pic="http://schemas.openxmlformats.org/drawingml/2006/picture">
+                  <pic:nvPicPr>
+                    <pic:cNvPr id="25188211" name="Рисунок 25188211"/>
+                    <pic:cNvPicPr/>
+                  </pic:nvPicPr>
+                  <pic:blipFill>
+                    <a:blip r:embed="rId9" cstate="print">
+                      <a:extLst>
+                        <a:ext uri="{28A0092B-C50C-407E-A947-70E740481C1C}">
+                          <a14:useLocalDpi xmlns:a14="http://schemas.microsoft.com/office/drawing/2010/main" val="0"/>
+                        </a:ext>
+                      </a:extLst>
+                    </a:blip>
+                    <a:stretch>
+                      <a:fillRect/>
+                    </a:stretch>
+                  </pic:blipFill>
+                  <pic:spPr>
+                    <a:xfrm>
+                      <a:off x="0" y="0"/>
+                      <a:ext cx="5940425" cy="3220085"/>
+                    </a:xfrm>
+                    <a:prstGeom prst="rect">
+                      <a:avLst/>
+                    </a:prstGeom>
+                  </pic:spPr>
+                </pic:pic>
+              </a:graphicData>
+            </a:graphic>
+          </wp:inline>
+        </w:drawing>
+      </w:r>
     </w:p>
-    <w:p/>
-    <w:p/>
+    <w:p>
+      <w:pPr>
+        <w:jc w:val="center"/>
+        <w:rPr>
+          <w:lang w:val="ru-RU"/>
+        </w:rPr>
+      </w:pPr>
+      <w:r>
+        <w:rPr>
+          <w:lang w:val="ru-RU"/>
+        </w:rPr>
+        <w:t>3 рисунок – Страница редактирования</w:t>
+      </w:r>
+    </w:p>
     <w:sectPr>
       <w:pgSz w:w="11906" w:h="16838"/>
       <w:pgMar w:top="1134" w:right="850" w:bottom="1134" w:left="1701" w:header="708" w:footer="708" w:gutter="0"/>
@@ -1243,11 +1547,103 @@
       </w:pPr>
     </w:lvl>
   </w:abstractNum>
+  <w:abstractNum w:abstractNumId="2" w15:restartNumberingAfterBreak="0">
+    <w:nsid w:val="7FD26B1B"/>
+    <w:multiLevelType w:val="hybridMultilevel"/>
+    <w:tmpl w:val="97DE9030"/>
+    <w:lvl w:ilvl="0" w:tplc="9B1E7798">
+      <w:start w:val="1"/>
+      <w:numFmt w:val="decimal"/>
+      <w:lvlText w:val="%1."/>
+      <w:lvlJc w:val="left"/>
+      <w:pPr>
+        <w:ind w:left="1060" w:hanging="360"/>
+      </w:pPr>
+      <w:rPr>
+        <w:rFonts w:hint="default"/>
+      </w:rPr>
+    </w:lvl>
+    <w:lvl w:ilvl="1" w:tplc="04190019" w:tentative="1">
+      <w:start w:val="1"/>
+      <w:numFmt w:val="lowerLetter"/>
+      <w:lvlText w:val="%2."/>
+      <w:lvlJc w:val="left"/>
+      <w:pPr>
+        <w:ind w:left="1780" w:hanging="360"/>
+      </w:pPr>
+    </w:lvl>
+    <w:lvl w:ilvl="2" w:tplc="0419001B" w:tentative="1">
+      <w:start w:val="1"/>
+      <w:numFmt w:val="lowerRoman"/>
+      <w:lvlText w:val="%3."/>
+      <w:lvlJc w:val="right"/>
+      <w:pPr>
+        <w:ind w:left="2500" w:hanging="180"/>
+      </w:pPr>
+    </w:lvl>
+    <w:lvl w:ilvl="3" w:tplc="0419000F" w:tentative="1">
+      <w:start w:val="1"/>
+      <w:numFmt w:val="decimal"/>
+      <w:lvlText w:val="%4."/>
+      <w:lvlJc w:val="left"/>
+      <w:pPr>
+        <w:ind w:left="3220" w:hanging="360"/>
+      </w:pPr>
+    </w:lvl>
+    <w:lvl w:ilvl="4" w:tplc="04190019" w:tentative="1">
+      <w:start w:val="1"/>
+      <w:numFmt w:val="lowerLetter"/>
+      <w:lvlText w:val="%5."/>
+      <w:lvlJc w:val="left"/>
+      <w:pPr>
+        <w:ind w:left="3940" w:hanging="360"/>
+      </w:pPr>
+    </w:lvl>
+    <w:lvl w:ilvl="5" w:tplc="0419001B" w:tentative="1">
+      <w:start w:val="1"/>
+      <w:numFmt w:val="lowerRoman"/>
+      <w:lvlText w:val="%6."/>
+      <w:lvlJc w:val="right"/>
+      <w:pPr>
+        <w:ind w:left="4660" w:hanging="180"/>
+      </w:pPr>
+    </w:lvl>
+    <w:lvl w:ilvl="6" w:tplc="0419000F" w:tentative="1">
+      <w:start w:val="1"/>
+      <w:numFmt w:val="decimal"/>
+      <w:lvlText w:val="%7."/>
+      <w:lvlJc w:val="left"/>
+      <w:pPr>
+        <w:ind w:left="5380" w:hanging="360"/>
+      </w:pPr>
+    </w:lvl>
+    <w:lvl w:ilvl="7" w:tplc="04190019" w:tentative="1">
+      <w:start w:val="1"/>
+      <w:numFmt w:val="lowerLetter"/>
+      <w:lvlText w:val="%8."/>
+      <w:lvlJc w:val="left"/>
+      <w:pPr>
+        <w:ind w:left="6100" w:hanging="360"/>
+      </w:pPr>
+    </w:lvl>
+    <w:lvl w:ilvl="8" w:tplc="0419001B" w:tentative="1">
+      <w:start w:val="1"/>
+      <w:numFmt w:val="lowerRoman"/>
+      <w:lvlText w:val="%9."/>
+      <w:lvlJc w:val="right"/>
+      <w:pPr>
+        <w:ind w:left="6820" w:hanging="180"/>
+      </w:pPr>
+    </w:lvl>
+  </w:abstractNum>
   <w:num w:numId="1" w16cid:durableId="799810950">
     <w:abstractNumId w:val="1"/>
   </w:num>
   <w:num w:numId="2" w16cid:durableId="2131514070">
     <w:abstractNumId w:val="0"/>
+  </w:num>
+  <w:num w:numId="3" w16cid:durableId="1949699527">
+    <w:abstractNumId w:val="2"/>
   </w:num>
 </w:numbering>
 </file>
